--- a/Supplementary_Information/S3_Table_READUS_PV_Checklist.docx
+++ b/Supplementary_Information/S3_Table_READUS_PV_Checklist.docx
@@ -149,14 +149,8 @@
             <w:tcW w:type="dxa" w:w="2160"/>
           </w:tcPr>
           <w:p>
-            <w:r/>
             <w:r>
-              <w:rPr>
-                <w:rFonts w:ascii="Times New Roman" w:hAnsi="Times New Roman"/>
-                <w:b w:val="0"/>
-                <w:sz w:val="18"/>
-              </w:rPr>
-              <w:t>FAERS Q1 2021 – Q1 2025 (Methods Section 2.3, Stage A)</w:t>
+              <w:t>FAERS 2021Q1–2025Q4 (Methods, Data Curation, Cohort Construction, and Preprocessing, Section 2.3)</w:t>
             </w:r>
           </w:p>
         </w:tc>
@@ -215,14 +209,8 @@
             <w:tcW w:type="dxa" w:w="2160"/>
           </w:tcPr>
           <w:p>
-            <w:r/>
             <w:r>
-              <w:rPr>
-                <w:rFonts w:ascii="Times New Roman" w:hAnsi="Times New Roman"/>
-                <w:b w:val="0"/>
-                <w:sz w:val="18"/>
-              </w:rPr>
-              <w:t>Methods (Section 2.3, Stage D); RxNorm normalisation</w:t>
+              <w:t>Methods, Data Curation, Cohort Construction, and Preprocessing (Section 2.3); RxNorm normalisation</w:t>
             </w:r>
           </w:p>
         </w:tc>
@@ -281,14 +269,8 @@
             <w:tcW w:type="dxa" w:w="2160"/>
           </w:tcPr>
           <w:p>
-            <w:r/>
             <w:r>
-              <w:rPr>
-                <w:rFonts w:ascii="Times New Roman" w:hAnsi="Times New Roman"/>
-                <w:b w:val="0"/>
-                <w:sz w:val="18"/>
-              </w:rPr>
-              <w:t>Methods (Section 2.3, Stage D); MedDRA Preferred Terms from REAC file</w:t>
+              <w:t>Methods, Data Curation, Cohort Construction, and Preprocessing (Section 2.3); MedDRA Preferred Terms from REAC file</w:t>
             </w:r>
           </w:p>
         </w:tc>
@@ -347,13 +329,7 @@
             <w:tcW w:type="dxa" w:w="2160"/>
           </w:tcPr>
           <w:p>
-            <w:r/>
             <w:r>
-              <w:rPr>
-                <w:rFonts w:ascii="Times New Roman" w:hAnsi="Times New Roman"/>
-                <w:b w:val="0"/>
-                <w:sz w:val="18"/>
-              </w:rPr>
               <w:t>Full FAERS database (all other drug–event pairs)</w:t>
             </w:r>
           </w:p>
@@ -413,14 +389,8 @@
             <w:tcW w:type="dxa" w:w="2160"/>
           </w:tcPr>
           <w:p>
-            <w:r/>
             <w:r>
-              <w:rPr>
-                <w:rFonts w:ascii="Times New Roman" w:hAnsi="Times New Roman"/>
-                <w:b w:val="0"/>
-                <w:sz w:val="18"/>
-              </w:rPr>
-              <w:t>Methods (Section 2.3, Stage B); four-level deterministic deduplication</w:t>
+              <w:t>Methods, Data Curation, Cohort Construction, and Preprocessing (Section 2.3); case-version deduplication</w:t>
             </w:r>
           </w:p>
         </w:tc>
@@ -479,13 +449,7 @@
             <w:tcW w:type="dxa" w:w="2160"/>
           </w:tcPr>
           <w:p>
-            <w:r/>
             <w:r>
-              <w:rPr>
-                <w:rFonts w:ascii="Times New Roman" w:hAnsi="Times New Roman"/>
-                <w:b w:val="0"/>
-                <w:sz w:val="18"/>
-              </w:rPr>
               <w:t>Restricted to adolescent age band 12.0–17.0 years (ICH E11(R1))</w:t>
             </w:r>
           </w:p>
@@ -545,14 +509,8 @@
             <w:tcW w:type="dxa" w:w="2160"/>
           </w:tcPr>
           <w:p>
-            <w:r/>
             <w:r>
-              <w:rPr>
-                <w:rFonts w:ascii="Times New Roman" w:hAnsi="Times New Roman"/>
-                <w:b w:val="0"/>
-                <w:sz w:val="18"/>
-              </w:rPr>
-              <w:t>PRR, ROR, EBGM, IC₀₂₅ (Methods Section 2.5)</w:t>
+              <w:t>PRR, ROR, EBGM, IC₀₂₅ (Methods, Baseline Models and Conventional Disproportionality Analysis, Section 2.5)</w:t>
             </w:r>
           </w:p>
         </w:tc>
@@ -611,14 +569,8 @@
             <w:tcW w:type="dxa" w:w="2160"/>
           </w:tcPr>
           <w:p>
-            <w:r/>
             <w:r>
-              <w:rPr>
-                <w:rFonts w:ascii="Times New Roman" w:hAnsi="Times New Roman"/>
-                <w:b w:val="0"/>
-                <w:sz w:val="18"/>
-              </w:rPr>
-              <w:t>PRR ≥ 2, χ² ≥ 4, n₁₁ ≥ 3 (Methods Section 2.5)</w:t>
+              <w:t>Methods, Baseline Models and Conventional Disproportionality Analysis (Section 2.5)</w:t>
             </w:r>
           </w:p>
         </w:tc>
@@ -677,13 +629,7 @@
             <w:tcW w:type="dxa" w:w="2160"/>
           </w:tcPr>
           <w:p>
-            <w:r/>
             <w:r>
-              <w:rPr>
-                <w:rFonts w:ascii="Times New Roman" w:hAnsi="Times New Roman"/>
-                <w:b w:val="0"/>
-                <w:sz w:val="18"/>
-              </w:rPr>
               <w:t>Primary suspect reports; age-restricted cohort</w:t>
             </w:r>
           </w:p>
@@ -743,14 +689,8 @@
             <w:tcW w:type="dxa" w:w="2160"/>
           </w:tcPr>
           <w:p>
-            <w:r/>
             <w:r>
-              <w:rPr>
-                <w:rFonts w:ascii="Times New Roman" w:hAnsi="Times New Roman"/>
-                <w:b w:val="0"/>
-                <w:sz w:val="18"/>
-              </w:rPr>
-              <w:t>Cohort-definition sensitivity across 4 pharmacotherapy panels (Section 3.7)</w:t>
+              <w:t>Cohort-definition sensitivity across four pharmacotherapy panels (Results, Section 3.6)</w:t>
             </w:r>
           </w:p>
         </w:tc>
@@ -809,14 +749,8 @@
             <w:tcW w:type="dxa" w:w="2160"/>
           </w:tcPr>
           <w:p>
-            <w:r/>
             <w:r>
-              <w:rPr>
-                <w:rFonts w:ascii="Times New Roman" w:hAnsi="Times New Roman"/>
-                <w:b w:val="0"/>
-                <w:sz w:val="18"/>
-              </w:rPr>
-              <w:t>Discussion (Section 4, Limitations)</w:t>
+              <w:t>Discussion, Strengths and Limitations (Section 4.6)</w:t>
             </w:r>
           </w:p>
         </w:tc>
@@ -875,14 +809,8 @@
             <w:tcW w:type="dxa" w:w="2160"/>
           </w:tcPr>
           <w:p>
-            <w:r/>
             <w:r>
-              <w:rPr>
-                <w:rFonts w:ascii="Times New Roman" w:hAnsi="Times New Roman"/>
-                <w:b w:val="0"/>
-                <w:sz w:val="18"/>
-              </w:rPr>
-              <w:t>Discussion (Section 4); Fig 6 caption note</w:t>
+              <w:t>Discussion (Section 4); Fig 5 caption</w:t>
             </w:r>
           </w:p>
         </w:tc>
@@ -941,14 +869,8 @@
             <w:tcW w:type="dxa" w:w="2160"/>
           </w:tcPr>
           <w:p>
-            <w:r/>
             <w:r>
-              <w:rPr>
-                <w:rFonts w:ascii="Times New Roman" w:hAnsi="Times New Roman"/>
-                <w:b w:val="0"/>
-                <w:sz w:val="18"/>
-              </w:rPr>
-              <w:t>Fig 6 (heatmap); Table 23</w:t>
+              <w:t>Fig 5 (heatmap); Table for complementary ML/disproportionality findings (Section 3.8)</w:t>
             </w:r>
           </w:p>
         </w:tc>
@@ -1007,13 +929,7 @@
             <w:tcW w:type="dxa" w:w="2160"/>
           </w:tcPr>
           <w:p>
-            <w:r/>
             <w:r>
-              <w:rPr>
-                <w:rFonts w:ascii="Times New Roman" w:hAnsi="Times New Roman"/>
-                <w:b w:val="0"/>
-                <w:sz w:val="18"/>
-              </w:rPr>
               <w:t>GitHub repository; Methods Sections 2.3–2.5</w:t>
             </w:r>
           </w:p>
